--- a/bht-sjednica-final-review/TD-OUTPUT/3. TD JN Hibridni sistem napajanja BS Sjednica.docx
+++ b/bht-sjednica-final-review/TD-OUTPUT/3. TD JN Hibridni sistem napajanja BS Sjednica.docx
@@ -1869,39 +1869,39 @@
           <w:szCs w:val="22"/>
           <w:lang w:val="bs-Latn-BA"/>
         </w:rPr>
-        <w:t xml:space="preserve">transport, montažu</w:t>
-      </w:r>
-      <w:r>
-        <w:rPr>
-          <w:rFonts w:cs="Arial"/>
-          <w:szCs w:val="22"/>
-          <w:lang w:val="bs-Latn-BA"/>
-        </w:rPr>
-        <w:t xml:space="preserve">, povezivanje</w:t>
-      </w:r>
-      <w:r>
-        <w:rPr>
-          <w:rFonts w:cs="Arial"/>
-          <w:szCs w:val="22"/>
-          <w:lang w:val="bs-Latn-BA"/>
-        </w:rPr>
-        <w:t xml:space="preserve"> i pričvršć</w:t>
-      </w:r>
-      <w:r>
-        <w:rPr>
-          <w:rFonts w:cs="Arial"/>
-          <w:szCs w:val="22"/>
-          <w:lang w:val="bs-Latn-BA"/>
-        </w:rPr>
-        <w:t xml:space="preserve">e</w:t>
-      </w:r>
-      <w:r>
-        <w:rPr>
-          <w:rFonts w:cs="Arial"/>
-          <w:szCs w:val="22"/>
-          <w:lang w:val="bs-Latn-BA"/>
-        </w:rPr>
-        <w:t xml:space="preserve">nje DEA — SMJEŠTANJE U POSTOJEĆI KONTEJNER </w:t>
+        <w:t xml:space="preserve">transport, montažu, povezivanje i pričvršćenje DEA — SMJEŠTANJE U POSTOJEĆI KONTEJNER — uključujući ugradnju sistema za odvod dimnih gasova, žaluzina i ventilacije prostora agregata, u rasporedu prema crtežu M-01 (Prilog III): usisna žaluzina na JUŽNOM zidu kontejnera (donja ivica cca 0,30 m od poda), kanal hladnjaka sa izlaznom žaluzinom i izduvni sistem na ZAPADNOM zidu (završetak izduva iznad krova, sa hvatačem iskri), odušna cijev spremnika na SJEVERNOM zidu — međusobna prostorna udaljenost usisa, izduva i odušne cijevi ≥3 m.</w:t>
+      </w:r>
+      <w:r>
+        <w:rPr>
+          <w:rFonts w:cs="Arial"/>
+          <w:szCs w:val="22"/>
+          <w:lang w:val="bs-Latn-BA"/>
+        </w:rPr>
+        <w:t xml:space="preserve"/>
+      </w:r>
+      <w:r>
+        <w:rPr>
+          <w:rFonts w:cs="Arial"/>
+          <w:szCs w:val="22"/>
+          <w:lang w:val="bs-Latn-BA"/>
+        </w:rPr>
+        <w:t xml:space="preserve"/>
+      </w:r>
+      <w:r>
+        <w:rPr>
+          <w:rFonts w:cs="Arial"/>
+          <w:szCs w:val="22"/>
+          <w:lang w:val="bs-Latn-BA"/>
+        </w:rPr>
+        <w:t xml:space="preserve"/>
+      </w:r>
+      <w:r>
+        <w:rPr>
+          <w:rFonts w:cs="Arial"/>
+          <w:szCs w:val="22"/>
+          <w:lang w:val="bs-Latn-BA"/>
+        </w:rPr>
+        <w:t xml:space="preserve"/>
       </w:r>
     </w:p>
     <w:p>
@@ -1925,15 +1925,15 @@
           <w:szCs w:val="22"/>
           <w:lang w:val="bs-Latn-BA"/>
         </w:rPr>
-        <w:t xml:space="preserve">transport montažu </w:t>
-      </w:r>
-      <w:r>
-        <w:rPr>
-          <w:rFonts w:cs="Arial"/>
-          <w:szCs w:val="22"/>
-          <w:lang w:val="bs-Latn-BA"/>
-        </w:rPr>
-        <w:t xml:space="preserve">nosača fotonaponskih panela za podlogu, uključujući ugradnju sistema za odvod dimnih gasova, žaluzina i ventilacije prostora agregata, sve na SJEVERNOJ strani kontejnera. Unos agregata vrši se kroz kapiju na sredini istočne strane ograde i kroz ulazna vrata kontejnera (svijetla širina cca 1,00 m; vrata 900 × 2000 mm); Ponuđač bira način unosa i montaže i dužan je u ponudi potvrditi izvodljivost;</w:t>
+        <w:t xml:space="preserve"/>
+      </w:r>
+      <w:r>
+        <w:rPr>
+          <w:rFonts w:cs="Arial"/>
+          <w:szCs w:val="22"/>
+          <w:lang w:val="bs-Latn-BA"/>
+        </w:rPr>
+        <w:t xml:space="preserve"> Unos agregata vrši se kroz kapiju na sredini istočne strane ograde i kroz ulazna vrata kontejnera (svijetla širina cca 1,00 m; vrata 900 × 2000 mm); Ponuđač bira način unosa i montaže i dužan je u ponudi potvrditi izvodljivost;</w:t>
       </w:r>
     </w:p>
     <w:p>
@@ -2005,7 +2005,7 @@
           <w:szCs w:val="22"/>
           <w:lang w:val="bs-Latn-BA"/>
         </w:rPr>
-        <w:t xml:space="preserve">tankanje najmanje 200 l dizel goriva EURO 5 EN 590, testiranje i puštanje u rad sistema uz dokazivanje projektovanih parametara;</w:t>
+        <w:t xml:space="preserve">tankanje 500 l (pun spremnik) dizel goriva EURO 5 EN 590, testiranje i puštanje u rad sistema uz dokazivanje projektovanih parametara;</w:t>
       </w:r>
     </w:p>
     <w:p>
@@ -3447,7 +3447,7 @@
           <w:szCs w:val="22"/>
           <w:lang w:val="hr-BA"/>
         </w:rPr>
-        <w:t xml:space="preserve">planirani sistem napajanja: Huawei MTS9302 sa ispravljačima, LFP baterijama i kontrolerom, ili drugi kompatibilan sistem</w:t>
+        <w:t xml:space="preserve">postojeći/planirani sistem napajanja: Huawei ICC330-H1 + MTS9302 (vanjski ormari) sa ispravljačima, LFP baterijama i kontrolerom, ili drugi kompatibilan sistem</w:t>
       </w:r>
     </w:p>
     <w:p>
@@ -3505,7 +3505,7 @@
           <w:szCs w:val="22"/>
           <w:lang w:val="hr-BA"/>
         </w:rPr>
-        <w:t xml:space="preserve">Na lokaciji Sjednica predviđena je ugradnja novog DEA u skid izvedbi u postojeći kontejner, bez demontaže postojeće opreme. Predviđena je i ugradnja NOVOG GLAVNOG RAZVODNOG ORMARA (GRO) sa sekcijama AGREGAT i SOLAR u kontejner, prema zahtjevima iz Priloga II i Priloga III ove tenderske dokumentacije. Lokacija nije priključena na elektroenergetsku mrežu, te DEA predstavlja rezervni izvor napajanja u sklopu hibridnog sistema.</w:t>
+        <w:t xml:space="preserve">Na lokaciji Sjednica predviđena je ugradnja novog DEA u skid izvedbi u postojeći kontejner, bez demontaže postojeće opreme. Predviđena je i ugradnja NOVOG GLAVNOG RAZVODNOG ORMARA (GRO) sa sekcijama AGREGAT i SOLAR u kontejner, prema zahtjevima iz Priloga II i Priloga III ove tenderske dokumentacije. U novi GRO se, uz prethodno snimanje stanja, prevezuje svih 7 postojećih strujnih krugova postojećeg razvoda, uključujući signalnu rasvjetu prepreke antenskog stuba (krug K7) koja se izvodi kao zaseban nadzirani strujni krug (v. Predmjer, LOT 2). Lokacija nije priključena na elektroenergetsku mrežu, te DEA predstavlja rezervni izvor napajanja u sklopu hibridnog sistema.</w:t>
       </w:r>
       <w:r>
         <w:rPr>

--- a/bht-sjednica-final-review/TD-OUTPUT/3. TD JN Hibridni sistem napajanja BS Sjednica.docx
+++ b/bht-sjednica-final-review/TD-OUTPUT/3. TD JN Hibridni sistem napajanja BS Sjednica.docx
@@ -2412,7 +2412,7 @@
           <w:lang w:val="hr-BA"/>
         </w:rPr>
         <w:br/>
-        <w:t xml:space="preserve">LOT 1 — Nosači za fotonaponske panele (ground support), 2 kom, sa pripadajućim AB temeljima — procijenjena vrijednost 15.000,00 KM bez PDV-a;</w:t>
+        <w:t xml:space="preserve">LOT 1 — Nosači za fotonaponske panele (ground support), 3 kom, sa pripadajućim AB temeljima — procijenjena vrijednost 15.000,00 KM bez PDV-a;</w:t>
       </w:r>
       <w:r>
         <w:rPr>

--- a/bht-sjednica-final-review/TD-OUTPUT/3. TD JN Hibridni sistem napajanja BS Sjednica.docx
+++ b/bht-sjednica-final-review/TD-OUTPUT/3. TD JN Hibridni sistem napajanja BS Sjednica.docx
@@ -1869,7 +1869,7 @@
           <w:szCs w:val="22"/>
           <w:lang w:val="bs-Latn-BA"/>
         </w:rPr>
-        <w:t xml:space="preserve">transport, montažu, povezivanje i pričvršćenje DEA — SMJEŠTANJE U POSTOJEĆI KONTEJNER — uključujući ugradnju sistema za odvod dimnih gasova, žaluzina i ventilacije prostora agregata, u rasporedu prema crtežu M-01 (Prilog III): usisna žaluzina na JUŽNOM zidu kontejnera (donja ivica cca 0,30 m od poda), kanal hladnjaka sa izlaznom žaluzinom i izduvni sistem na ZAPADNOM zidu (završetak izduva iznad krova, sa hvatačem iskri), odušna cijev spremnika na SJEVERNOM zidu — međusobna prostorna udaljenost usisa, izduva i odušne cijevi ≥3 m.</w:t>
+        <w:t xml:space="preserve">transport, montažu, povezivanje i pričvršćenje DEA — SMJEŠTANJE U POSTOJEĆI KONTEJNER — uključujući ugradnju sistema za odvod dimnih gasova, žaluzina i ventilacije prostora agregata, u rasporedu prema crtežu M-01 (Prilog III): usisna žaluzina na SJEVERNOM zidu kontejnera (donja ivica cca 0,30 m od poda), kanal hladnjaka sa izlaznom žaluzinom i izduvni sistem na ZAPADNOM zidu (završetak izduva iznad krova, sa hvatačem iskri), odušna cijev spremnika na JUŽNOM zidu — međusobna prostorna udaljenost usisa, izduva i odušne cijevi ≥3 m.</w:t>
       </w:r>
       <w:r>
         <w:rPr>
